--- a/wordprojectfiles/Lastname_Firstname_CoverLetter_Template.docx
+++ b/wordprojectfiles/Lastname_Firstname_CoverLetter_Template.docx
@@ -74,7 +74,7 @@
     </w:p>
     <w:sectPr>
       <w:pgSz w:w="12240" w:h="15840"/>
-      <w:pgMar w:top="1440" w:right="1800" w:bottom="1440" w:left="1800" w:header="720" w:footer="720" w:gutter="0"/>
+      <w:pgMar w:top="720" w:right="720" w:bottom="720" w:left="720" w:header="720" w:footer="720" w:gutter="0"/>
       <w:cols w:space="720"/>
       <w:docGrid w:linePitch="360"/>
     </w:sectPr>
@@ -445,6 +445,13 @@
     <w:name w:val="Normal"/>
     <w:qFormat/>
     <w:rsid w:val="00FC693F"/>
+    <w:pPr>
+      <w:spacing w:lineRule="auto" w:line="276" w:after="120"/>
+    </w:pPr>
+    <w:rPr>
+      <w:rFonts w:ascii="Calibri" w:hAnsi="Calibri"/>
+      <w:sz w:val="22"/>
+    </w:rPr>
   </w:style>
   <w:style w:type="paragraph" w:styleId="Header">
     <w:name w:val="header"/>
@@ -501,11 +508,11 @@
     <w:pPr>
       <w:keepNext/>
       <w:keepLines/>
-      <w:spacing w:before="480" w:after="0"/>
+      <w:spacing w:before="200" w:after="80"/>
       <w:outlineLvl w:val="0"/>
     </w:pPr>
     <w:rPr>
-      <w:rFonts w:asciiTheme="majorHAnsi" w:eastAsiaTheme="majorEastAsia" w:hAnsiTheme="majorHAnsi" w:cstheme="majorBidi"/>
+      <w:rFonts w:asciiTheme="majorHAnsi" w:eastAsiaTheme="majorEastAsia" w:hAnsiTheme="majorHAnsi" w:cstheme="majorBidi" w:ascii="Calibri" w:hAnsi="Calibri"/>
       <w:b/>
       <w:bCs/>
       <w:color w:val="365F91" w:themeColor="accent1" w:themeShade="BF"/>
@@ -794,11 +801,11 @@
       <w:contextualSpacing/>
     </w:pPr>
     <w:rPr>
-      <w:rFonts w:asciiTheme="majorHAnsi" w:eastAsiaTheme="majorEastAsia" w:hAnsiTheme="majorHAnsi" w:cstheme="majorBidi"/>
+      <w:rFonts w:asciiTheme="majorHAnsi" w:eastAsiaTheme="majorEastAsia" w:hAnsiTheme="majorHAnsi" w:cstheme="majorBidi" w:ascii="Calibri" w:hAnsi="Calibri"/>
       <w:color w:val="17365D" w:themeColor="text2" w:themeShade="BF"/>
       <w:spacing w:val="5"/>
       <w:kern w:val="28"/>
-      <w:sz w:val="52"/>
+      <w:sz w:val="36"/>
       <w:szCs w:val="52"/>
     </w:rPr>
   </w:style>

--- a/wordprojectfiles/Lastname_Firstname_CoverLetter_Template.docx
+++ b/wordprojectfiles/Lastname_Firstname_CoverLetter_Template.docx
@@ -43,7 +43,7 @@
     </w:p>
     <w:p>
       <w:r>
-        <w:t>I am excited to apply for the Customer Support Intern position at BrightPath Solutions. In my student tech help desk role, I support over 40 students and staff with account and device issues while maintaining clear communication and accurate documentation. I am especially interested in this role because your posting emphasizes customer communication, troubleshooting, and teamwork—areas I use every week.</w:t>
+        <w:t>I am excited to apply for the part-time Customer Service Associate position at BrightPath Market. As a high school senior applying for my first job, I have built strong customer service and communication skills through school front-office volunteering and community tutoring. I am especially interested in this role because your posting emphasizes friendliness, reliability, and teamwork.</w:t>
       </w:r>
     </w:p>
     <w:p>
@@ -53,12 +53,12 @@
     </w:p>
     <w:p>
       <w:r>
-        <w:t>In addition to technical support, I bring strong organization and follow-through. As a school event team member, I helped coordinate check-in for a 120-student event, which required accurate tracking, clear directions for participants, and consistent communication across our team. I would bring the same reliability, customer-first mindset, and attention to detail to BrightPath Solutions.</w:t>
+        <w:t>I also bring a strong work ethic and a willingness to learn. As a school event team member, I helped coordinate check-in for a 120-student event by organizing lines, verifying attendance, and supporting guests throughout the event. That experience strengthened my time management and teamwork skills, which I am ready to apply in my first paid position.</w:t>
       </w:r>
     </w:p>
     <w:p>
       <w:r>
-        <w:t>I would welcome the opportunity to bring my organization, communication, and service mindset to your team. Thank you for your time and consideration. I look forward to discussing next steps.</w:t>
+        <w:t>I would appreciate the opportunity to contribute to your team and continue growing my customer service skills. Thank you for your time and consideration. I look forward to discussing next steps.</w:t>
       </w:r>
     </w:p>
     <w:p/>
